--- a/parity/fixtures/wc-fd-link.docx
+++ b/parity/fixtures/wc-fd-link.docx
@@ -7,7 +7,6 @@
         <w:r>
           <w:rPr>
             <w:rStyle w:val="Hyperlink"/>
-            <w:u w:val="single"/>
           </w:rPr>
           <w:t>Revenue</w:t>
         </w:r>
